--- a/03_PRD.docx
+++ b/03_PRD.docx
@@ -294,6 +294,124 @@
                 <w:sz w:val="24"/>
               </w:rPr>
               <w:t>初稿</w:t>
+            </w:r>
+          </w:p>
+        </w:tc>
+      </w:tr>
+      <w:tr>
+        <w:tc>
+          <w:tcPr>
+            <w:tcW w:w="2882" w:type="dxa"/>
+          </w:tcPr>
+          <w:p>
+            <w:pPr>
+              <w:spacing w:before="0" w:after="0" w:line="240" w:lineRule="auto"/>
+              <w:jc w:val="center"/>
+            </w:pPr>
+            <w:r>
+              <w:rPr>
+                <w:rFonts w:ascii="Times New Roman" w:hAnsi="Times New Roman" w:eastAsia="仿宋_GB2312"/>
+                <w:b/>
+                <w:sz w:val="24"/>
+              </w:rPr>
+              <w:t>版本</w:t>
+            </w:r>
+          </w:p>
+        </w:tc>
+        <w:tc>
+          <w:tcPr>
+            <w:tcW w:w="2882" w:type="dxa"/>
+          </w:tcPr>
+          <w:p>
+            <w:pPr>
+              <w:spacing w:before="0" w:after="0" w:line="240" w:lineRule="auto"/>
+              <w:jc w:val="center"/>
+            </w:pPr>
+            <w:r>
+              <w:rPr>
+                <w:rFonts w:ascii="Times New Roman" w:hAnsi="Times New Roman" w:eastAsia="仿宋_GB2312"/>
+                <w:b/>
+                <w:sz w:val="24"/>
+              </w:rPr>
+              <w:t>日期</w:t>
+            </w:r>
+          </w:p>
+        </w:tc>
+        <w:tc>
+          <w:tcPr>
+            <w:tcW w:w="2882" w:type="dxa"/>
+          </w:tcPr>
+          <w:p>
+            <w:pPr>
+              <w:spacing w:before="0" w:after="0" w:line="240" w:lineRule="auto"/>
+              <w:jc w:val="center"/>
+            </w:pPr>
+            <w:r>
+              <w:rPr>
+                <w:rFonts w:ascii="Times New Roman" w:hAnsi="Times New Roman" w:eastAsia="仿宋_GB2312"/>
+                <w:b/>
+                <w:sz w:val="24"/>
+              </w:rPr>
+              <w:t>修订说明</w:t>
+            </w:r>
+          </w:p>
+        </w:tc>
+      </w:tr>
+      <w:tr>
+        <w:tc>
+          <w:tcPr>
+            <w:tcW w:w="2882" w:type="dxa"/>
+          </w:tcPr>
+          <w:p>
+            <w:pPr>
+              <w:spacing w:before="0" w:after="0" w:line="240" w:lineRule="auto"/>
+              <w:jc w:val="center"/>
+            </w:pPr>
+            <w:r>
+              <w:rPr>
+                <w:rFonts w:ascii="Times New Roman" w:hAnsi="Times New Roman" w:eastAsia="仿宋_GB2312"/>
+                <w:b w:val="0"/>
+                <w:sz w:val="24"/>
+              </w:rPr>
+              <w:t>v1.1</w:t>
+            </w:r>
+          </w:p>
+        </w:tc>
+        <w:tc>
+          <w:tcPr>
+            <w:tcW w:w="2882" w:type="dxa"/>
+          </w:tcPr>
+          <w:p>
+            <w:pPr>
+              <w:spacing w:before="0" w:after="0" w:line="240" w:lineRule="auto"/>
+              <w:jc w:val="center"/>
+            </w:pPr>
+            <w:r>
+              <w:rPr>
+                <w:rFonts w:ascii="Times New Roman" w:hAnsi="Times New Roman" w:eastAsia="仿宋_GB2312"/>
+                <w:b w:val="0"/>
+                <w:sz w:val="24"/>
+              </w:rPr>
+              <w:t>2026-08-30</w:t>
+            </w:r>
+          </w:p>
+        </w:tc>
+        <w:tc>
+          <w:tcPr>
+            <w:tcW w:w="2882" w:type="dxa"/>
+          </w:tcPr>
+          <w:p>
+            <w:pPr>
+              <w:spacing w:before="0" w:after="0" w:line="240" w:lineRule="auto"/>
+              <w:jc w:val="center"/>
+            </w:pPr>
+            <w:r>
+              <w:rPr>
+                <w:rFonts w:ascii="Times New Roman" w:hAnsi="Times New Roman" w:eastAsia="仿宋_GB2312"/>
+                <w:b w:val="0"/>
+                <w:sz w:val="24"/>
+              </w:rPr>
+              <w:t>流程图/文档向代码对齐：登录流程.jpg 重绘（三条主线），触发时机统一为「进题库 tab（仅题库触发）」+补画关闭分支，第二线「不填→AI 正常对话」，总壳文件名统一为 AI伴学_小程序.html</w:t>
             </w:r>
           </w:p>
         </w:tc>
@@ -985,7 +1103,7 @@
                 <w:b w:val="0"/>
                 <w:sz w:val="22"/>
               </w:rPr>
-              <w:t>05_UI设计/小程序总壳.html</w:t>
+              <w:t>05_UI设计/AI伴学_小程序.html</w:t>
             </w:r>
           </w:p>
         </w:tc>
@@ -1930,7 +2048,7 @@
           <w:b w:val="0"/>
           <w:sz w:val="21"/>
         </w:rPr>
-        <w:t>来源：原 05_登录画像权益规则.md 全文并入（2026-08-28），本文件为该模块规则唯一权威来源。 总壳（小程序总壳.html）、学习页（登录与画像原型.html）、我的页（我的.html）的登录 · 画像 · 权益行为均以本节为准，代码内不双份维护。 关联：[04_功能清单](04_功能清单.md) §5 个人中心 · §3.2 查询工具 ｜ [01_需求理解](01_需求理解.md) §2 初始化流程</w:t>
+        <w:t>来源：原 05_登录画像权益规则.md 全文并入（2026-08-28），本文件为该模块规则唯一权威来源。 总壳（AI伴学_小程序.html）、学习页（登录与画像原型.html）、我的页（我的.html）的登录 · 画像 · 权益行为均以本节为准，代码内不双份维护。 关联：[04_功能清单](04_功能清单.md) §5 个人中心 · §3.2 查询工具 ｜ [01_需求理解](01_需求理解.md) §2 初始化流程</w:t>
       </w:r>
     </w:p>
     <w:p>
@@ -2268,7 +2386,7 @@
                 <w:b w:val="0"/>
                 <w:sz w:val="22"/>
               </w:rPr>
-              <w:t>独立权益引导。判据为未领取（STATE.vipClaimed=false）：未领过 → 切到功能 tab（题库/闪卡/我的）即弹；已领取 → 不再弹。触发时机是「切功能 tab」，是否展示看领取状态</w:t>
+              <w:t>独立权益引导。判据为未领取（STATE.vipClaimed=false）：未领过 → 进题库 tab（冷启动默认落题库页）即弹；已领取 → 不再弹。触发时机是「首次进题库 tab」，仅题库触发（闪卡/我的不再弹）</w:t>
             </w:r>
           </w:p>
         </w:tc>
@@ -3298,7 +3416,7 @@
       <w:r>
         <w:drawing>
           <wp:inline distT="0" distB="0" distL="114300" distR="114300">
-            <wp:extent cx="5039995" cy="7851140"/>
+            <wp:extent cx="5039995" cy="4654936"/>
             <wp:effectExtent l="0" t="0" r="14605" b="22860"/>
             <wp:docPr id="1" name="Picture 1"/>
             <wp:cNvGraphicFramePr>
@@ -3322,7 +3440,7 @@
                   <pic:spPr>
                     <a:xfrm>
                       <a:off x="0" y="0"/>
-                      <a:ext cx="5040000" cy="7851385"/>
+                      <a:ext cx="5040000" cy="4654937"/>
                     </a:xfrm>
                     <a:prstGeom prst="rect">
                       <a:avLst/>
@@ -3374,7 +3492,7 @@
           <w:b w:val="0"/>
           <w:sz w:val="24"/>
         </w:rPr>
-        <w:t>三条线入口独立，收尾统一：登录成功 → broadcast() 状态全局同步（所有页面一致）。</w:t>
+        <w:t>2026-08-30 以当前代码为准重绘（源文件：05_UI设计/登录流程_三条主线.html）。三条线入口独立，收尾统一：登录成功 → broadcast() 状态全局同步（所有页面一致）。</w:t>
       </w:r>
     </w:p>
     <w:p>
@@ -4043,7 +4161,7 @@
           <w:b/>
           <w:sz w:val="30"/>
         </w:rPr>
-        <w:t>1. 触发（判据=领取状态 + 会话标记，时机=切功能 tab）</w:t>
+        <w:t>1. 触发（判据=领取状态 + 会话标记，时机=进题库页）</w:t>
       </w:r>
     </w:p>
     <w:p>
@@ -4071,7 +4189,7 @@
           <w:b w:val="0"/>
           <w:sz w:val="24"/>
         </w:rPr>
-        <w:t>何时弹：切到功能 tab（题库/闪卡/我的，非学习）时触发检查；未领取即弹。</w:t>
+        <w:t>何时弹：进题库 tab 时触发检查；未领取即自动弹（题库/闪卡/我的 中仅题库触发，闪卡/我的不再弹）。冷启动默认落题库页（闪屏后），未领取即首屏弹出。</w:t>
       </w:r>
     </w:p>
     <w:p>
